--- a/SantanderCS/report/빅데이터 20기 프로젝트_보고서_LSJ.docx
+++ b/SantanderCS/report/빅데이터 20기 프로젝트_보고서_LSJ.docx
@@ -180,18 +180,8 @@
           <w:sz w:val="21"/>
           <w:szCs w:val="21"/>
         </w:rPr>
-        <w:t xml:space="preserve">1 </w:t>
-      </w:r>
-      <w:proofErr w:type="spellStart"/>
-      <w:r>
-        <w:rPr>
-          <w:rFonts w:asciiTheme="minorEastAsia" w:eastAsiaTheme="minorEastAsia" w:hAnsiTheme="minorEastAsia" w:hint="eastAsia"/>
-          <w:sz w:val="21"/>
-          <w:szCs w:val="21"/>
-        </w:rPr>
-        <w:t>왜도분석</w:t>
-      </w:r>
-      <w:proofErr w:type="spellEnd"/>
+        <w:t>1 왜도분석</w:t>
+      </w:r>
       <w:r>
         <w:rPr>
           <w:rFonts w:asciiTheme="minorEastAsia" w:eastAsiaTheme="minorEastAsia" w:hAnsiTheme="minorEastAsia" w:hint="eastAsia"/>
@@ -219,19 +209,20 @@
           <w:sz w:val="21"/>
           <w:szCs w:val="21"/>
         </w:rPr>
-        <w:t xml:space="preserve">전체 데이터셋에 대한 수치형 변수의 기술통계를 수행하였으며, 특히 데이터의 분포 특성을 파악하기 위해 </w:t>
-      </w:r>
-      <w:proofErr w:type="spellStart"/>
-      <w:r>
+        <w:t>전체 데이터셋에 대한 수치형 변수의 기술통계를 수행하였으며, 특히 데이터의 분포 특성을 파악하기 위해 왜도를 분석하였다. 왜도는 데이터 분포의 비대칭성을 나타내는 지표로, 값이 0에 가까우면 대칭적 분포를, 양수 또는 음수일 경우 각각 오른쪽 또는 왼쪽으로 치우친 분포를 의미한다.</w:t>
+      </w:r>
+    </w:p>
+    <w:p>
+      <w:pPr>
+        <w:pStyle w:val="af4"/>
+        <w:divId w:val="681081527"/>
         <w:rPr>
           <w:rFonts w:ascii="맑은 고딕" w:eastAsia="맑은 고딕" w:hAnsi="맑은 고딕"/>
           <w:color w:val="000000"/>
           <w:sz w:val="21"/>
           <w:szCs w:val="21"/>
         </w:rPr>
-        <w:t>왜도를</w:t>
-      </w:r>
-      <w:proofErr w:type="spellEnd"/>
+      </w:pPr>
       <w:r>
         <w:rPr>
           <w:rFonts w:ascii="맑은 고딕" w:eastAsia="맑은 고딕" w:hAnsi="맑은 고딕"/>
@@ -239,19 +230,21 @@
           <w:sz w:val="21"/>
           <w:szCs w:val="21"/>
         </w:rPr>
-        <w:t xml:space="preserve"> 분석하였다. </w:t>
-      </w:r>
-      <w:proofErr w:type="spellStart"/>
-      <w:r>
+        <w:lastRenderedPageBreak/>
+        <w:t>이 분석의 주요 목적은 데이터의 왜도 특성을 파악하여, 로그 변환(log transformation)이 적합한지 여부를 판단하는 데 있다. 로그 변환은 데이터의 분포를 정규분포에 가깝게 만들거나, 이상치의 영향을 줄이기 위해 자주 사용되는 기법이다. 특히, 왜도가 큰 경우 로그 변환이 효과적일 수 있으며, 이를 통해 분석의 정확성과 신뢰성을 높일 수 있다.</w:t>
+      </w:r>
+    </w:p>
+    <w:p>
+      <w:pPr>
+        <w:pStyle w:val="af4"/>
+        <w:divId w:val="681081527"/>
         <w:rPr>
           <w:rFonts w:ascii="맑은 고딕" w:eastAsia="맑은 고딕" w:hAnsi="맑은 고딕"/>
           <w:color w:val="000000"/>
           <w:sz w:val="21"/>
           <w:szCs w:val="21"/>
         </w:rPr>
-        <w:t>왜도는</w:t>
-      </w:r>
-      <w:proofErr w:type="spellEnd"/>
+      </w:pPr>
       <w:r>
         <w:rPr>
           <w:rFonts w:ascii="맑은 고딕" w:eastAsia="맑은 고딕" w:hAnsi="맑은 고딕"/>
@@ -259,131 +252,16 @@
           <w:sz w:val="21"/>
           <w:szCs w:val="21"/>
         </w:rPr>
-        <w:t xml:space="preserve"> 데이터 분포의 비대칭성을 나타내는 지표로, 값이 0에 가까우면 대칭적 분포를, 양수 또는 음수일 경우 각각 오른쪽 또는 왼쪽으로 치우친 분포를 의미한다.</w:t>
+        <w:t>분석 결과, 전체 데이터 중 음수 값을 가지는 컬럼은 총 31개로 확인되었다. 이러한 컬럼들은 로그 변환이 어려운 특성을 가지고 있으며, 일반적으로 로그 변환은 양수 데이터에만 적용 가능하기 때문에, 별도의 처리 또는 변환 방법이 필요하다. 예를 들어, 음수 값을 양수로 변환하거나, 다른 비선형 변환 기법을 고려할 수 있다.</w:t>
       </w:r>
     </w:p>
     <w:p>
-      <w:pPr>
-        <w:pStyle w:val="af4"/>
-        <w:divId w:val="681081527"/>
+      <w:r>
         <w:rPr>
           <w:rFonts w:ascii="맑은 고딕" w:eastAsia="맑은 고딕" w:hAnsi="맑은 고딕"/>
           <w:color w:val="000000"/>
-          <w:sz w:val="21"/>
-          <w:szCs w:val="21"/>
-        </w:rPr>
-      </w:pPr>
-      <w:r>
-        <w:rPr>
-          <w:rFonts w:ascii="맑은 고딕" w:eastAsia="맑은 고딕" w:hAnsi="맑은 고딕"/>
-          <w:color w:val="000000"/>
-          <w:sz w:val="21"/>
-          <w:szCs w:val="21"/>
-        </w:rPr>
-        <w:lastRenderedPageBreak/>
-        <w:t xml:space="preserve">이 분석의 주요 목적은 데이터의 </w:t>
-      </w:r>
-      <w:proofErr w:type="spellStart"/>
-      <w:r>
-        <w:rPr>
-          <w:rFonts w:ascii="맑은 고딕" w:eastAsia="맑은 고딕" w:hAnsi="맑은 고딕"/>
-          <w:color w:val="000000"/>
-          <w:sz w:val="21"/>
-          <w:szCs w:val="21"/>
-        </w:rPr>
-        <w:t>왜도</w:t>
-      </w:r>
-      <w:proofErr w:type="spellEnd"/>
-      <w:r>
-        <w:rPr>
-          <w:rFonts w:ascii="맑은 고딕" w:eastAsia="맑은 고딕" w:hAnsi="맑은 고딕"/>
-          <w:color w:val="000000"/>
-          <w:sz w:val="21"/>
-          <w:szCs w:val="21"/>
-        </w:rPr>
-        <w:t xml:space="preserve"> 특성을 파악하여, 로그 변환(log transformation)이 적합한지 여부를 판단하는 데 있다. 로그 변환은 데이터의 분포를 정규분포에 가깝게 만들거나, 이상치의 영향을 줄이기 위해 자주 사용되는 기법이다. 특히, </w:t>
-      </w:r>
-      <w:proofErr w:type="spellStart"/>
-      <w:r>
-        <w:rPr>
-          <w:rFonts w:ascii="맑은 고딕" w:eastAsia="맑은 고딕" w:hAnsi="맑은 고딕"/>
-          <w:color w:val="000000"/>
-          <w:sz w:val="21"/>
-          <w:szCs w:val="21"/>
-        </w:rPr>
-        <w:t>왜도가</w:t>
-      </w:r>
-      <w:proofErr w:type="spellEnd"/>
-      <w:r>
-        <w:rPr>
-          <w:rFonts w:ascii="맑은 고딕" w:eastAsia="맑은 고딕" w:hAnsi="맑은 고딕"/>
-          <w:color w:val="000000"/>
-          <w:sz w:val="21"/>
-          <w:szCs w:val="21"/>
-        </w:rPr>
-        <w:t xml:space="preserve"> 큰 경우 로그 변환이 효과적일 수 있으며, 이를 통해 분석의 정확성과 신뢰성을 높일 수 있다.</w:t>
-      </w:r>
-    </w:p>
-    <w:p>
-      <w:pPr>
-        <w:pStyle w:val="af4"/>
-        <w:divId w:val="681081527"/>
-        <w:rPr>
-          <w:rFonts w:ascii="맑은 고딕" w:eastAsia="맑은 고딕" w:hAnsi="맑은 고딕"/>
-          <w:color w:val="000000"/>
-          <w:sz w:val="21"/>
-          <w:szCs w:val="21"/>
-        </w:rPr>
-      </w:pPr>
-      <w:r>
-        <w:rPr>
-          <w:rFonts w:ascii="맑은 고딕" w:eastAsia="맑은 고딕" w:hAnsi="맑은 고딕"/>
-          <w:color w:val="000000"/>
-          <w:sz w:val="21"/>
-          <w:szCs w:val="21"/>
-        </w:rPr>
-        <w:t>분석 결과, 전체 데이터 중 음수 값을 가지는 컬럼은 총 31개로 확인되었다. 이러한 컬럼들은 로그 변환이 어려운 특성을 가지고 있으며, 일반적으로 로그 변환은 양수 데이터에만 적용 가능하기 때문에, 별도의 처리 또는 변환 방법이 필요하다. 예를 들어, 음수 값을 양수로 변환하거나, 다른 비선형 변환 기법을 고려할 수 있다.</w:t>
-      </w:r>
-    </w:p>
-    <w:p>
-      <w:r>
-        <w:rPr>
-          <w:rFonts w:ascii="맑은 고딕" w:eastAsia="맑은 고딕" w:hAnsi="맑은 고딕"/>
-          <w:color w:val="000000"/>
-        </w:rPr>
-        <w:t xml:space="preserve">이와 같은 분석은 데이터 </w:t>
-      </w:r>
-      <w:proofErr w:type="spellStart"/>
-      <w:r>
-        <w:rPr>
-          <w:rFonts w:ascii="맑은 고딕" w:eastAsia="맑은 고딕" w:hAnsi="맑은 고딕"/>
-          <w:color w:val="000000"/>
-        </w:rPr>
-        <w:t>전처리</w:t>
-      </w:r>
-      <w:proofErr w:type="spellEnd"/>
-      <w:r>
-        <w:rPr>
-          <w:rFonts w:ascii="맑은 고딕" w:eastAsia="맑은 고딕" w:hAnsi="맑은 고딕"/>
-          <w:color w:val="000000"/>
-        </w:rPr>
-        <w:t xml:space="preserve"> 과정에서 매우 중요한 단계로, 이후의 모델링 및 분석의 성과에 직결된다. 따라서, </w:t>
-      </w:r>
-      <w:proofErr w:type="spellStart"/>
-      <w:r>
-        <w:rPr>
-          <w:rFonts w:ascii="맑은 고딕" w:eastAsia="맑은 고딕" w:hAnsi="맑은 고딕"/>
-          <w:color w:val="000000"/>
-        </w:rPr>
-        <w:t>왜도</w:t>
-      </w:r>
-      <w:proofErr w:type="spellEnd"/>
-      <w:r>
-        <w:rPr>
-          <w:rFonts w:ascii="맑은 고딕" w:eastAsia="맑은 고딕" w:hAnsi="맑은 고딕"/>
-          <w:color w:val="000000"/>
-        </w:rPr>
-        <w:t xml:space="preserve"> 분석과 함께 적절한 변환 방법을 선정하는 것은 데이터의 특성을 이해하고, 최적의 분석 결과를 도출하는 데 필수적이다.</w:t>
+        </w:rPr>
+        <w:t>이와 같은 분석은 데이터 전처리 과정에서 매우 중요한 단계로, 이후의 모델링 및 분석의 성과에 직결된다. 따라서, 왜도 분석과 함께 적절한 변환 방법을 선정하는 것은 데이터의 특성을 이해하고, 최적의 분석 결과를 도출하는 데 필수적이다.</w:t>
       </w:r>
     </w:p>
     <w:p>
@@ -455,25 +333,7 @@
           <w:sz w:val="21"/>
           <w:szCs w:val="21"/>
         </w:rPr>
-        <w:t xml:space="preserve">2 </w:t>
-      </w:r>
-      <w:proofErr w:type="spellStart"/>
-      <w:r>
-        <w:rPr>
-          <w:rFonts w:asciiTheme="minorEastAsia" w:eastAsiaTheme="minorEastAsia" w:hAnsiTheme="minorEastAsia" w:hint="eastAsia"/>
-          <w:sz w:val="21"/>
-          <w:szCs w:val="21"/>
-        </w:rPr>
-        <w:t>왜도</w:t>
-      </w:r>
-      <w:proofErr w:type="spellEnd"/>
-      <w:r>
-        <w:rPr>
-          <w:rFonts w:asciiTheme="minorEastAsia" w:eastAsiaTheme="minorEastAsia" w:hAnsiTheme="minorEastAsia" w:hint="eastAsia"/>
-          <w:sz w:val="21"/>
-          <w:szCs w:val="21"/>
-        </w:rPr>
-        <w:t xml:space="preserve"> 컬럼 개수</w:t>
+        <w:t>2 왜도 컬럼 개수</w:t>
       </w:r>
       <w:r>
         <w:rPr>
@@ -640,7 +500,7 @@
         </w:rPr>
         <w:lastRenderedPageBreak/>
         <w:drawing>
-          <wp:inline distT="0" distB="0" distL="0" distR="0" wp14:anchorId="1A8DFD6D" wp14:editId="1D461391">
+          <wp:inline distT="0" distB="0" distL="0" distR="0" wp14:anchorId="1A8DFD6D" wp14:editId="2851FE7B">
             <wp:extent cx="6645910" cy="6416675"/>
             <wp:effectExtent l="0" t="0" r="2540" b="3175"/>
             <wp:docPr id="2122064779" name="그림 1"/>
@@ -754,7 +614,7 @@
           <w:noProof/>
         </w:rPr>
         <w:drawing>
-          <wp:inline distT="0" distB="0" distL="0" distR="0" wp14:anchorId="25DAB604" wp14:editId="5FBAD339">
+          <wp:inline distT="0" distB="0" distL="0" distR="0" wp14:anchorId="25DAB604" wp14:editId="3FC94B13">
             <wp:extent cx="6645910" cy="6118860"/>
             <wp:effectExtent l="0" t="0" r="2540" b="0"/>
             <wp:docPr id="1078468625" name="그림 67"/>
@@ -861,40 +721,13 @@
         <w:t>상관행렬</w:t>
       </w:r>
       <w:r>
-        <w:t xml:space="preserve"> </w:t>
-      </w:r>
-      <w:proofErr w:type="spellStart"/>
-      <w:r>
-        <w:t>히트맵을</w:t>
-      </w:r>
-      <w:proofErr w:type="spellEnd"/>
-      <w:r>
-        <w:t xml:space="preserve"> 통해 전체 변수 간 상관관계를 분석한 결과, 전반적으로 약한 상관성이 우세하지만 특정 변수 그룹에서는 강한 상관관계가 확인되었다. 특히 </w:t>
-      </w:r>
-      <w:proofErr w:type="spellStart"/>
-      <w:r>
-        <w:t>saldo</w:t>
-      </w:r>
-      <w:proofErr w:type="spellEnd"/>
-      <w:r>
-        <w:t xml:space="preserve">, num, imp 계열 변수들은 유사한 패턴으로 묶여 나타나며 상관계수가 높은 군집을 형성하였다. 이는 해당 변수들이 동일한 계산 구조 또는 동일한 고객 행동 지표를 반영하고 있을 </w:t>
-      </w:r>
-      <w:proofErr w:type="spellStart"/>
-      <w:r>
-        <w:t>가능성</w:t>
+        <w:t xml:space="preserve"> 히트맵을 통해 전체 변수 간 상관관계를 분석한 결과, 전반적으로 약한 상관성이 우세하지만 특정 변수 그룹에서는 강한 상관관계가 확인되었다. 특히 saldo, num, imp 계열 변수들은 유사한 패턴으로 묶여 나타나며 상관계수가 높은 군집을 형성하였다. 이는 해당 변수들이 동일한 계산 구조 또는 동일한 고객 행동 지표를 반영하고 있을 가능성</w:t>
       </w:r>
       <w:r>
         <w:rPr>
           <w:rFonts w:hint="eastAsia"/>
         </w:rPr>
-        <w:t>이있다</w:t>
-      </w:r>
-      <w:proofErr w:type="spellEnd"/>
-      <w:r>
-        <w:rPr>
-          <w:rFonts w:hint="eastAsia"/>
-        </w:rPr>
-        <w:t>.</w:t>
+        <w:t>이있다.</w:t>
       </w:r>
     </w:p>
     <w:p>
@@ -923,18 +756,58 @@
     </w:p>
     <w:p>
       <w:r>
-        <w:t xml:space="preserve">각 피처의 분포 특성을 파악하고자 히스토그램을 통해 </w:t>
-      </w:r>
-      <w:proofErr w:type="spellStart"/>
-      <w:r>
-        <w:t>시각화하였다</w:t>
-      </w:r>
-      <w:proofErr w:type="spellEnd"/>
+        <w:t xml:space="preserve">각 피처의 </w:t>
+      </w:r>
       <w:r>
         <w:rPr>
           <w:rFonts w:hint="eastAsia"/>
         </w:rPr>
-        <w:t>.</w:t>
+        <w:t>이상치 분포를 확인하기 위해 시각화를 하였다.</w:t>
+      </w:r>
+    </w:p>
+    <w:p>
+      <w:pPr>
+        <w:rPr>
+          <w:rFonts w:hint="eastAsia"/>
+        </w:rPr>
+      </w:pPr>
+      <w:r>
+        <w:lastRenderedPageBreak/>
+        <w:drawing>
+          <wp:inline distT="0" distB="0" distL="0" distR="0" wp14:anchorId="6BF48F0F" wp14:editId="2D3F97AD">
+            <wp:extent cx="6645910" cy="1973580"/>
+            <wp:effectExtent l="0" t="0" r="2540" b="7620"/>
+            <wp:docPr id="100404338" name="그림 1"/>
+            <wp:cNvGraphicFramePr>
+              <a:graphicFrameLocks xmlns:a="http://schemas.openxmlformats.org/drawingml/2006/main" noChangeAspect="1"/>
+            </wp:cNvGraphicFramePr>
+            <a:graphic xmlns:a="http://schemas.openxmlformats.org/drawingml/2006/main">
+              <a:graphicData uri="http://schemas.openxmlformats.org/drawingml/2006/picture">
+                <pic:pic xmlns:pic="http://schemas.openxmlformats.org/drawingml/2006/picture">
+                  <pic:nvPicPr>
+                    <pic:cNvPr id="100404338" name=""/>
+                    <pic:cNvPicPr/>
+                  </pic:nvPicPr>
+                  <pic:blipFill>
+                    <a:blip r:embed="rId13"/>
+                    <a:stretch>
+                      <a:fillRect/>
+                    </a:stretch>
+                  </pic:blipFill>
+                  <pic:spPr>
+                    <a:xfrm>
+                      <a:off x="0" y="0"/>
+                      <a:ext cx="6645910" cy="1973580"/>
+                    </a:xfrm>
+                    <a:prstGeom prst="rect">
+                      <a:avLst/>
+                    </a:prstGeom>
+                  </pic:spPr>
+                </pic:pic>
+              </a:graphicData>
+            </a:graphic>
+          </wp:inline>
+        </w:drawing>
       </w:r>
     </w:p>
     <w:p>
@@ -976,7 +849,7 @@
           <w:sz w:val="21"/>
           <w:szCs w:val="21"/>
         </w:rPr>
-        <w:t>이상치 히스토그램</w:t>
+        <w:t xml:space="preserve">이상치 </w:t>
       </w:r>
       <w:r>
         <w:rPr>
@@ -984,6 +857,14 @@
           <w:sz w:val="21"/>
           <w:szCs w:val="21"/>
         </w:rPr>
+        <w:t>분포도</w:t>
+      </w:r>
+      <w:r>
+        <w:rPr>
+          <w:rFonts w:asciiTheme="minorEastAsia" w:eastAsiaTheme="minorEastAsia" w:hAnsiTheme="minorEastAsia" w:hint="eastAsia"/>
+          <w:sz w:val="21"/>
+          <w:szCs w:val="21"/>
+        </w:rPr>
         <w:t>]</w:t>
       </w:r>
     </w:p>
@@ -1002,8 +883,7 @@
           <w:sz w:val="21"/>
           <w:szCs w:val="21"/>
         </w:rPr>
-        <w:lastRenderedPageBreak/>
-        <w:t>전체</w:t>
+        <w:t>이</w:t>
       </w:r>
       <w:r>
         <w:rPr>
@@ -1011,33 +891,33 @@
           <w:sz w:val="21"/>
           <w:szCs w:val="21"/>
         </w:rPr>
-        <w:t xml:space="preserve"> 히스토그램 결과는 해당 데이터셋이 희소 데이터(sparse) 특성, </w:t>
-      </w:r>
-      <w:proofErr w:type="spellStart"/>
-      <w:r>
+        <w:t xml:space="preserve"> 그래프는 각 변수(컬럼)에 이상치가 얼마나 존재하는지 비교한 차트이다.</w:t>
+      </w:r>
+    </w:p>
+    <w:p>
+      <w:pPr>
+        <w:pStyle w:val="af4"/>
         <w:rPr>
           <w:rFonts w:asciiTheme="minorEastAsia" w:eastAsiaTheme="minorEastAsia" w:hAnsiTheme="minorEastAsia"/>
           <w:sz w:val="21"/>
           <w:szCs w:val="21"/>
         </w:rPr>
-        <w:t>극단값</w:t>
-      </w:r>
-      <w:proofErr w:type="spellEnd"/>
+      </w:pPr>
+      <w:r>
+        <w:rPr>
+          <w:rFonts w:asciiTheme="minorEastAsia" w:eastAsiaTheme="minorEastAsia" w:hAnsiTheme="minorEastAsia" w:hint="eastAsia"/>
+          <w:sz w:val="21"/>
+          <w:szCs w:val="21"/>
+        </w:rPr>
+        <w:t>여기서</w:t>
+      </w:r>
       <w:r>
         <w:rPr>
           <w:rFonts w:asciiTheme="minorEastAsia" w:eastAsiaTheme="minorEastAsia" w:hAnsiTheme="minorEastAsia"/>
           <w:sz w:val="21"/>
           <w:szCs w:val="21"/>
         </w:rPr>
-        <w:t xml:space="preserve"> 존재, 높은 비대칭성, 이진형 지표 변수 다수 포함 등 비정규 데이터 특징을 강하게 나타냄을 보여주며, 이러한 구조적 특성은 이후 모델링에서 스케일링, 로그 변환, 이상치 처리 및 특성 선택이 필요</w:t>
-      </w:r>
-      <w:r>
-        <w:rPr>
-          <w:rFonts w:asciiTheme="minorEastAsia" w:eastAsiaTheme="minorEastAsia" w:hAnsiTheme="minorEastAsia" w:hint="eastAsia"/>
-          <w:sz w:val="21"/>
-          <w:szCs w:val="21"/>
-        </w:rPr>
-        <w:t>할 것이다.</w:t>
+        <w:t xml:space="preserve"> 이상치는 보통 값의 흐름에서 갑자기 튀거나 비정상적으로 보이는 값을 의미한다.</w:t>
       </w:r>
     </w:p>
     <w:p>
@@ -1049,125 +929,13 @@
           <w:szCs w:val="21"/>
         </w:rPr>
       </w:pPr>
-    </w:p>
-    <w:p>
-      <w:pPr>
-        <w:pStyle w:val="af4"/>
+      <w:r>
         <w:rPr>
           <w:rFonts w:asciiTheme="minorEastAsia" w:eastAsiaTheme="minorEastAsia" w:hAnsiTheme="minorEastAsia"/>
           <w:sz w:val="21"/>
           <w:szCs w:val="21"/>
         </w:rPr>
-      </w:pPr>
-    </w:p>
-    <w:p>
-      <w:pPr>
-        <w:pStyle w:val="af4"/>
-        <w:rPr>
-          <w:rFonts w:asciiTheme="minorEastAsia" w:eastAsiaTheme="minorEastAsia" w:hAnsiTheme="minorEastAsia"/>
-          <w:sz w:val="21"/>
-          <w:szCs w:val="21"/>
-        </w:rPr>
-      </w:pPr>
-      <w:r>
-        <w:rPr>
-          <w:rFonts w:asciiTheme="minorEastAsia" w:eastAsiaTheme="minorEastAsia" w:hAnsiTheme="minorEastAsia" w:hint="eastAsia"/>
-          <w:sz w:val="21"/>
-          <w:szCs w:val="21"/>
-        </w:rPr>
-        <w:t>[그림 2.2.</w:t>
-      </w:r>
-      <w:r>
-        <w:rPr>
-          <w:rFonts w:asciiTheme="minorEastAsia" w:eastAsiaTheme="minorEastAsia" w:hAnsiTheme="minorEastAsia" w:hint="eastAsia"/>
-          <w:sz w:val="21"/>
-          <w:szCs w:val="21"/>
-        </w:rPr>
-        <w:t>7</w:t>
-      </w:r>
-      <w:r>
-        <w:rPr>
-          <w:rFonts w:asciiTheme="minorEastAsia" w:eastAsiaTheme="minorEastAsia" w:hAnsiTheme="minorEastAsia" w:hint="eastAsia"/>
-          <w:sz w:val="21"/>
-          <w:szCs w:val="21"/>
-        </w:rPr>
-        <w:t xml:space="preserve"> </w:t>
-      </w:r>
-      <w:r>
-        <w:rPr>
-          <w:rFonts w:asciiTheme="minorEastAsia" w:eastAsiaTheme="minorEastAsia" w:hAnsiTheme="minorEastAsia" w:hint="eastAsia"/>
-          <w:sz w:val="21"/>
-          <w:szCs w:val="21"/>
-        </w:rPr>
-        <w:t>이상치 Boxplot</w:t>
-      </w:r>
-      <w:r>
-        <w:rPr>
-          <w:rFonts w:asciiTheme="minorEastAsia" w:eastAsiaTheme="minorEastAsia" w:hAnsiTheme="minorEastAsia" w:hint="eastAsia"/>
-          <w:sz w:val="21"/>
-          <w:szCs w:val="21"/>
-        </w:rPr>
-        <w:t>]</w:t>
-      </w:r>
-    </w:p>
-    <w:p>
-      <w:pPr>
-        <w:pStyle w:val="af4"/>
-        <w:rPr>
-          <w:rFonts w:asciiTheme="minorEastAsia" w:eastAsiaTheme="minorEastAsia" w:hAnsiTheme="minorEastAsia"/>
-          <w:sz w:val="21"/>
-          <w:szCs w:val="21"/>
-        </w:rPr>
-      </w:pPr>
-      <w:r>
-        <w:rPr>
-          <w:rFonts w:asciiTheme="minorEastAsia" w:eastAsiaTheme="minorEastAsia" w:hAnsiTheme="minorEastAsia" w:hint="eastAsia"/>
-          <w:sz w:val="21"/>
-          <w:szCs w:val="21"/>
-        </w:rPr>
-        <w:t>전체</w:t>
-      </w:r>
-      <w:r>
-        <w:rPr>
-          <w:rFonts w:asciiTheme="minorEastAsia" w:eastAsiaTheme="minorEastAsia" w:hAnsiTheme="minorEastAsia"/>
-          <w:sz w:val="21"/>
-          <w:szCs w:val="21"/>
-        </w:rPr>
-        <w:t xml:space="preserve"> 피처의 이상치를 확인하기 위해 </w:t>
-      </w:r>
-      <w:proofErr w:type="spellStart"/>
-      <w:r>
-        <w:rPr>
-          <w:rFonts w:asciiTheme="minorEastAsia" w:eastAsiaTheme="minorEastAsia" w:hAnsiTheme="minorEastAsia"/>
-          <w:sz w:val="21"/>
-          <w:szCs w:val="21"/>
-        </w:rPr>
-        <w:t>박스플롯</w:t>
-      </w:r>
-      <w:proofErr w:type="spellEnd"/>
-      <w:r>
-        <w:rPr>
-          <w:rFonts w:asciiTheme="minorEastAsia" w:eastAsiaTheme="minorEastAsia" w:hAnsiTheme="minorEastAsia"/>
-          <w:sz w:val="21"/>
-          <w:szCs w:val="21"/>
-        </w:rPr>
-        <w:t>(Boxplot)으로 시각화</w:t>
-      </w:r>
-      <w:r>
-        <w:rPr>
-          <w:rFonts w:asciiTheme="minorEastAsia" w:eastAsiaTheme="minorEastAsia" w:hAnsiTheme="minorEastAsia" w:hint="eastAsia"/>
-          <w:sz w:val="21"/>
-          <w:szCs w:val="21"/>
-        </w:rPr>
-        <w:t>한 결</w:t>
-      </w:r>
-      <w:r>
-        <w:rPr>
-          <w:rFonts w:asciiTheme="minorEastAsia" w:eastAsiaTheme="minorEastAsia" w:hAnsiTheme="minorEastAsia"/>
-          <w:sz w:val="21"/>
-          <w:szCs w:val="21"/>
-        </w:rPr>
-        <w:t>과, 다수의 변수에서 이상치가 존재함을 확인할 수 있었다.</w:t>
+        <w:t>데이터의 일부 변수는 극단적인 값이 많아 추가적인 전처리가 필요하지만, 대부분의 변수는 안정적이어서 큰 수정 없이 모델에 활용할 수 있다.</w:t>
       </w:r>
     </w:p>
     <w:p>
@@ -1206,27 +974,7 @@
           <w:sz w:val="24"/>
           <w:szCs w:val="24"/>
         </w:rPr>
-        <w:t xml:space="preserve">2.2.3.1 </w:t>
-      </w:r>
-      <w:proofErr w:type="spellStart"/>
-      <w:r>
-        <w:rPr>
-          <w:rFonts w:asciiTheme="majorEastAsia" w:hAnsiTheme="majorEastAsia" w:hint="eastAsia"/>
-          <w:b/>
-          <w:sz w:val="24"/>
-          <w:szCs w:val="24"/>
-        </w:rPr>
-        <w:t>결측치</w:t>
-      </w:r>
-      <w:proofErr w:type="spellEnd"/>
-      <w:r>
-        <w:rPr>
-          <w:rFonts w:asciiTheme="majorEastAsia" w:hAnsiTheme="majorEastAsia" w:hint="eastAsia"/>
-          <w:b/>
-          <w:sz w:val="24"/>
-          <w:szCs w:val="24"/>
-        </w:rPr>
-        <w:t xml:space="preserve"> 패턴</w:t>
+        <w:t>2.2.3.1 결측치 패턴</w:t>
       </w:r>
     </w:p>
     <w:p>
@@ -1250,7 +998,7 @@
                     <pic:cNvPicPr/>
                   </pic:nvPicPr>
                   <pic:blipFill>
-                    <a:blip r:embed="rId13"/>
+                    <a:blip r:embed="rId14"/>
                     <a:stretch>
                       <a:fillRect/>
                     </a:stretch>
@@ -1294,7 +1042,15 @@
           <w:sz w:val="21"/>
           <w:szCs w:val="21"/>
         </w:rPr>
-        <w:t>8 var3 describe]</w:t>
+        <w:t>7</w:t>
+      </w:r>
+      <w:r>
+        <w:rPr>
+          <w:rFonts w:asciiTheme="minorEastAsia" w:eastAsiaTheme="minorEastAsia" w:hAnsiTheme="minorEastAsia" w:hint="eastAsia"/>
+          <w:sz w:val="21"/>
+          <w:szCs w:val="21"/>
+        </w:rPr>
+        <w:t xml:space="preserve"> var3 describe]</w:t>
       </w:r>
     </w:p>
     <w:p>
@@ -1305,39 +1061,17 @@
         <w:rPr>
           <w:rFonts w:hint="eastAsia"/>
         </w:rPr>
-        <w:t>- var</w:t>
-      </w:r>
-      <w:proofErr w:type="gramStart"/>
+        <w:t xml:space="preserve">- var3 : 최소값 -999999 존재 </w:t>
+      </w:r>
+      <w:r>
+        <w:sym w:font="Wingdings" w:char="F0E0"/>
+      </w:r>
       <w:r>
         <w:rPr>
           <w:rFonts w:hint="eastAsia"/>
         </w:rPr>
-        <w:t>3 :</w:t>
-      </w:r>
-      <w:proofErr w:type="gramEnd"/>
-      <w:r>
-        <w:rPr>
-          <w:rFonts w:hint="eastAsia"/>
-        </w:rPr>
-        <w:t xml:space="preserve"> 최소값 -999999 존재 </w:t>
-      </w:r>
-      <w:r>
-        <w:sym w:font="Wingdings" w:char="F0E0"/>
-      </w:r>
-      <w:r>
-        <w:rPr>
-          <w:rFonts w:hint="eastAsia"/>
-        </w:rPr>
-        <w:t xml:space="preserve"> 암묵적 </w:t>
-      </w:r>
-      <w:proofErr w:type="spellStart"/>
-      <w:r>
-        <w:rPr>
-          <w:rFonts w:hint="eastAsia"/>
-        </w:rPr>
-        <w:t>결측치</w:t>
-      </w:r>
-      <w:proofErr w:type="spellEnd"/>
+        <w:t xml:space="preserve"> 암묵적 결측치</w:t>
+      </w:r>
     </w:p>
     <w:p>
       <w:r>
@@ -1347,21 +1081,7 @@
         <w:rPr>
           <w:rFonts w:hint="eastAsia"/>
         </w:rPr>
-        <w:t>- var</w:t>
-      </w:r>
-      <w:proofErr w:type="gramStart"/>
-      <w:r>
-        <w:rPr>
-          <w:rFonts w:hint="eastAsia"/>
-        </w:rPr>
-        <w:t>15 :</w:t>
-      </w:r>
-      <w:proofErr w:type="gramEnd"/>
-      <w:r>
-        <w:rPr>
-          <w:rFonts w:hint="eastAsia"/>
-        </w:rPr>
-        <w:t xml:space="preserve"> 나이 컬럼에 100세 이상 존재 </w:t>
+        <w:t xml:space="preserve">- var15 : 나이 컬럼에 100세 이상 존재 </w:t>
       </w:r>
       <w:r>
         <w:sym w:font="Wingdings" w:char="F0E0"/>
@@ -1418,7 +1138,7 @@
                     <pic:cNvPicPr/>
                   </pic:nvPicPr>
                   <pic:blipFill>
-                    <a:blip r:embed="rId14"/>
+                    <a:blip r:embed="rId15"/>
                     <a:stretch>
                       <a:fillRect/>
                     </a:stretch>
@@ -1462,7 +1182,15 @@
           <w:sz w:val="21"/>
           <w:szCs w:val="21"/>
         </w:rPr>
-        <w:t>9 var15 100세이상]</w:t>
+        <w:t>8</w:t>
+      </w:r>
+      <w:r>
+        <w:rPr>
+          <w:rFonts w:asciiTheme="minorEastAsia" w:eastAsiaTheme="minorEastAsia" w:hAnsiTheme="minorEastAsia" w:hint="eastAsia"/>
+          <w:sz w:val="21"/>
+          <w:szCs w:val="21"/>
+        </w:rPr>
+        <w:t xml:space="preserve"> var15 100세이상]</w:t>
       </w:r>
     </w:p>
     <w:tbl>
@@ -1486,31 +1214,7 @@
           </w:p>
           <w:p>
             <w:r>
-              <w:t>print(</w:t>
-            </w:r>
-            <w:proofErr w:type="spellStart"/>
-            <w:r>
-              <w:t>df</w:t>
-            </w:r>
-            <w:proofErr w:type="spellEnd"/>
-            <w:r>
-              <w:t>['var15'].</w:t>
-            </w:r>
-            <w:proofErr w:type="spellStart"/>
-            <w:r>
-              <w:t>value_</w:t>
-            </w:r>
-            <w:proofErr w:type="gramStart"/>
-            <w:r>
-              <w:t>counts</w:t>
-            </w:r>
-            <w:proofErr w:type="spellEnd"/>
-            <w:r>
-              <w:t>(</w:t>
-            </w:r>
-            <w:proofErr w:type="gramEnd"/>
-            <w:r>
-              <w:t>))</w:t>
+              <w:t>print(df['var15'].value_counts())</w:t>
             </w:r>
           </w:p>
           <w:p>
@@ -1520,31 +1224,7 @@
           </w:p>
           <w:p>
             <w:r>
-              <w:t>print("100세 이상:", (</w:t>
-            </w:r>
-            <w:proofErr w:type="spellStart"/>
-            <w:r>
-              <w:t>df</w:t>
-            </w:r>
-            <w:proofErr w:type="spellEnd"/>
-            <w:r>
-              <w:t>['var15'</w:t>
-            </w:r>
-            <w:proofErr w:type="gramStart"/>
-            <w:r>
-              <w:t>] &gt;</w:t>
-            </w:r>
-            <w:proofErr w:type="gramEnd"/>
-            <w:r>
-              <w:t xml:space="preserve"> 100</w:t>
-            </w:r>
-            <w:proofErr w:type="gramStart"/>
-            <w:r>
-              <w:t>).sum</w:t>
-            </w:r>
-            <w:proofErr w:type="gramEnd"/>
-            <w:r>
-              <w:t>())</w:t>
+              <w:t>print("100세 이상:", (df['var15'] &gt; 100).sum())</w:t>
             </w:r>
           </w:p>
         </w:tc>
@@ -1576,7 +1256,7 @@
                     <pic:cNvPicPr/>
                   </pic:nvPicPr>
                   <pic:blipFill>
-                    <a:blip r:embed="rId15"/>
+                    <a:blip r:embed="rId16"/>
                     <a:stretch>
                       <a:fillRect/>
                     </a:stretch>
@@ -1620,7 +1300,15 @@
           <w:sz w:val="21"/>
           <w:szCs w:val="21"/>
         </w:rPr>
-        <w:t>10 var38 중복개수]</w:t>
+        <w:t>9</w:t>
+      </w:r>
+      <w:r>
+        <w:rPr>
+          <w:rFonts w:asciiTheme="minorEastAsia" w:eastAsiaTheme="minorEastAsia" w:hAnsiTheme="minorEastAsia" w:hint="eastAsia"/>
+          <w:sz w:val="21"/>
+          <w:szCs w:val="21"/>
+        </w:rPr>
+        <w:t xml:space="preserve"> var38 중복개수]</w:t>
       </w:r>
     </w:p>
     <w:tbl>
@@ -1647,29 +1335,8 @@
             </w:r>
           </w:p>
           <w:p>
-            <w:proofErr w:type="spellStart"/>
             <w:r>
-              <w:t>X_features</w:t>
-            </w:r>
-            <w:proofErr w:type="spellEnd"/>
-            <w:r>
-              <w:t>['var38'].</w:t>
-            </w:r>
-            <w:proofErr w:type="spellStart"/>
-            <w:r>
-              <w:t>value_counts</w:t>
-            </w:r>
-            <w:proofErr w:type="spellEnd"/>
-            <w:r>
-              <w:t>(</w:t>
-            </w:r>
-            <w:proofErr w:type="gramStart"/>
-            <w:r>
-              <w:t>).head</w:t>
-            </w:r>
-            <w:proofErr w:type="gramEnd"/>
-            <w:r>
-              <w:t>(10)</w:t>
+              <w:t>X_features['var38'].value_counts().head(10)</w:t>
             </w:r>
           </w:p>
         </w:tc>
@@ -1697,7 +1364,7 @@
                     <pic:cNvPicPr/>
                   </pic:nvPicPr>
                   <pic:blipFill>
-                    <a:blip r:embed="rId16"/>
+                    <a:blip r:embed="rId17"/>
                     <a:stretch>
                       <a:fillRect/>
                     </a:stretch>
@@ -1741,20 +1408,28 @@
           <w:sz w:val="21"/>
           <w:szCs w:val="21"/>
         </w:rPr>
-        <w:t>11 var38 중복분포 차트]</w:t>
+        <w:t>1</w:t>
+      </w:r>
+      <w:r>
+        <w:rPr>
+          <w:rFonts w:asciiTheme="minorEastAsia" w:eastAsiaTheme="minorEastAsia" w:hAnsiTheme="minorEastAsia" w:hint="eastAsia"/>
+          <w:sz w:val="21"/>
+          <w:szCs w:val="21"/>
+        </w:rPr>
+        <w:t>0</w:t>
+      </w:r>
+      <w:r>
+        <w:rPr>
+          <w:rFonts w:asciiTheme="minorEastAsia" w:eastAsiaTheme="minorEastAsia" w:hAnsiTheme="minorEastAsia" w:hint="eastAsia"/>
+          <w:sz w:val="21"/>
+          <w:szCs w:val="21"/>
+        </w:rPr>
+        <w:t xml:space="preserve"> var38 중복분포 차트]</w:t>
       </w:r>
     </w:p>
     <w:p>
       <w:r>
-        <w:t xml:space="preserve">var38 변수의 값 분포를 분석한 결과, 특정 값(117,310.979016494)에 데이터가 집중되는 패턴이 확인되었다. 해당 값은 전체 데이터 중 약 14,868건으로 가장 높은 빈도를 보이며, placeholder 값 또는 암묵적 </w:t>
-      </w:r>
-      <w:proofErr w:type="spellStart"/>
-      <w:r>
-        <w:t>결측치일</w:t>
-      </w:r>
-      <w:proofErr w:type="spellEnd"/>
-      <w:r>
-        <w:t xml:space="preserve"> 가능성을 시사한다.</w:t>
+        <w:t>var38 변수의 값 분포를 분석한 결과, 특정 값(117,310.979016494)에 데이터가 집중되는 패턴이 확인되었다. 해당 값은 전체 데이터 중 약 14,868건으로 가장 높은 빈도를 보이며, placeholder 값 또는 암묵적 결측치일 가능성을 시사한다.</w:t>
       </w:r>
     </w:p>
     <w:p>
@@ -1797,7 +1472,7 @@
                     <pic:cNvPicPr preferRelativeResize="0"/>
                   </pic:nvPicPr>
                   <pic:blipFill>
-                    <a:blip r:embed="rId17"/>
+                    <a:blip r:embed="rId18"/>
                     <a:srcRect/>
                     <a:stretch>
                       <a:fillRect/>
@@ -1843,7 +1518,23 @@
           <w:sz w:val="21"/>
           <w:szCs w:val="21"/>
         </w:rPr>
-        <w:t>12 TARGET 분포]</w:t>
+        <w:t>1</w:t>
+      </w:r>
+      <w:r>
+        <w:rPr>
+          <w:rFonts w:asciiTheme="minorEastAsia" w:eastAsiaTheme="minorEastAsia" w:hAnsiTheme="minorEastAsia" w:hint="eastAsia"/>
+          <w:sz w:val="21"/>
+          <w:szCs w:val="21"/>
+        </w:rPr>
+        <w:t>1</w:t>
+      </w:r>
+      <w:r>
+        <w:rPr>
+          <w:rFonts w:asciiTheme="minorEastAsia" w:eastAsiaTheme="minorEastAsia" w:hAnsiTheme="minorEastAsia" w:hint="eastAsia"/>
+          <w:sz w:val="21"/>
+          <w:szCs w:val="21"/>
+        </w:rPr>
+        <w:t xml:space="preserve"> TARGET 분포]</w:t>
       </w:r>
     </w:p>
     <w:p>
@@ -1879,25 +1570,7 @@
           <w:sz w:val="21"/>
           <w:szCs w:val="21"/>
         </w:rPr>
-        <w:t xml:space="preserve">데이터의 클래스 비율이 약 96:4로 심각한 불균형 특성을 보이므로, 단순 정확도(Accuracy)만으로 모델 성능을 평가할 경우 다수 클래스에 편향된 결과가 나타날 수 있다. 따라서 모델의 분류 </w:t>
-      </w:r>
-      <w:proofErr w:type="spellStart"/>
-      <w:r>
-        <w:rPr>
-          <w:rFonts w:asciiTheme="minorEastAsia" w:eastAsiaTheme="minorEastAsia" w:hAnsiTheme="minorEastAsia"/>
-          <w:sz w:val="21"/>
-          <w:szCs w:val="21"/>
-        </w:rPr>
-        <w:t>임계값</w:t>
-      </w:r>
-      <w:proofErr w:type="spellEnd"/>
-      <w:r>
-        <w:rPr>
-          <w:rFonts w:asciiTheme="minorEastAsia" w:eastAsiaTheme="minorEastAsia" w:hAnsiTheme="minorEastAsia"/>
-          <w:sz w:val="21"/>
-          <w:szCs w:val="21"/>
-        </w:rPr>
-        <w:t xml:space="preserve"> 변화에 따른 민감도를 반영하고, 두 클래스 간 판별 능력을 종합적으로 평가할 수 있는 ROC-AUC 지표를 주요 성능 평가 지표로 사용하였다. ROC-AUC는 불균형 환경에서도 모델의 진짜 분류 능력을 비교적 안정적으로 측정할 수 있다는 점</w:t>
+        <w:t>데이터의 클래스 비율이 약 96:4로 심각한 불균형 특성을 보이므로, 단순 정확도(Accuracy)만으로 모델 성능을 평가할 경우 다수 클래스에 편향된 결과가 나타날 수 있다. 따라서 모델의 분류 임계값 변화에 따른 민감도를 반영하고, 두 클래스 간 판별 능력을 종합적으로 평가할 수 있는 ROC-AUC 지표를 주요 성능 평가 지표로 사용하였다. ROC-AUC는 불균형 환경에서도 모델의 진짜 분류 능력을 비교적 안정적으로 측정할 수 있다는 점</w:t>
       </w:r>
       <w:r>
         <w:rPr>
@@ -1934,19 +1607,8 @@
           <w:szCs w:val="24"/>
         </w:rPr>
         <w:lastRenderedPageBreak/>
-        <w:t xml:space="preserve">2.2.3.4 </w:t>
-      </w:r>
-      <w:proofErr w:type="spellStart"/>
-      <w:r>
-        <w:rPr>
-          <w:rFonts w:asciiTheme="majorEastAsia" w:hAnsiTheme="majorEastAsia" w:hint="eastAsia"/>
-          <w:b/>
-          <w:sz w:val="24"/>
-          <w:szCs w:val="24"/>
-        </w:rPr>
-        <w:t>다중공선성</w:t>
-      </w:r>
-      <w:proofErr w:type="spellEnd"/>
+        <w:t>2.2.3.4 다중공선성</w:t>
+      </w:r>
     </w:p>
     <w:p>
       <w:r>
@@ -1971,7 +1633,7 @@
                     </pic:cNvPicPr>
                   </pic:nvPicPr>
                   <pic:blipFill>
-                    <a:blip r:embed="rId18">
+                    <a:blip r:embed="rId19">
                       <a:extLst>
                         <a:ext uri="{28A0092B-C50C-407E-A947-70E740481C1C}">
                           <a14:useLocalDpi xmlns:a14="http://schemas.microsoft.com/office/drawing/2010/main" val="0"/>
@@ -2026,25 +1688,23 @@
           <w:sz w:val="21"/>
           <w:szCs w:val="21"/>
         </w:rPr>
-        <w:t xml:space="preserve">13 TOP20 상관관계 </w:t>
-      </w:r>
-      <w:proofErr w:type="spellStart"/>
+        <w:t>1</w:t>
+      </w:r>
       <w:r>
         <w:rPr>
           <w:rFonts w:asciiTheme="minorEastAsia" w:eastAsiaTheme="minorEastAsia" w:hAnsiTheme="minorEastAsia" w:hint="eastAsia"/>
           <w:sz w:val="21"/>
           <w:szCs w:val="21"/>
         </w:rPr>
-        <w:t>히트맵</w:t>
-      </w:r>
-      <w:proofErr w:type="spellEnd"/>
+        <w:t>2</w:t>
+      </w:r>
       <w:r>
         <w:rPr>
           <w:rFonts w:asciiTheme="minorEastAsia" w:eastAsiaTheme="minorEastAsia" w:hAnsiTheme="minorEastAsia" w:hint="eastAsia"/>
           <w:sz w:val="21"/>
           <w:szCs w:val="21"/>
         </w:rPr>
-        <w:t>]</w:t>
+        <w:t xml:space="preserve"> TOP20 상관관계 히트맵]</w:t>
       </w:r>
     </w:p>
     <w:p>
@@ -2055,76 +1715,18 @@
         <w:t>상관계수</w:t>
       </w:r>
       <w:r>
-        <w:t xml:space="preserve"> 분석 결과 imp, num, </w:t>
-      </w:r>
-      <w:proofErr w:type="spellStart"/>
-      <w:r>
-        <w:t>saldo</w:t>
-      </w:r>
-      <w:proofErr w:type="spellEnd"/>
-      <w:r>
-        <w:t xml:space="preserve"> 계열 변수들이 서로 강하게 연결된 군집 형태로 나타났으며, 이는 서로 유사한 정보를 공유하고 있는 변수들이 존재한다는 의미로, 데이터셋 내 </w:t>
-      </w:r>
-      <w:proofErr w:type="spellStart"/>
-      <w:r>
-        <w:t>다중공선성이</w:t>
-      </w:r>
-      <w:proofErr w:type="spellEnd"/>
-      <w:r>
-        <w:t xml:space="preserve"> 존재함을 보여준다.</w:t>
+        <w:t xml:space="preserve"> 분석 결과 imp, num, saldo 계열 변수들이 서로 강하게 연결된 군집 형태로 나타났으며, 이는 서로 유사한 정보를 공유하고 있는 변수들이 존재한다는 의미로, 데이터셋 내 다중공선성이 존재함을 보여준다.</w:t>
       </w:r>
     </w:p>
     <w:p>
-      <w:proofErr w:type="spellStart"/>
       <w:r>
         <w:rPr>
           <w:rFonts w:hint="eastAsia"/>
         </w:rPr>
         <w:t>다중공선성은</w:t>
       </w:r>
-      <w:proofErr w:type="spellEnd"/>
-      <w:r>
-        <w:t xml:space="preserve"> 모든 모델에 동일한 영향을 미치는 것은 아니다. 트리 기반 모델(Random Forest, </w:t>
-      </w:r>
-      <w:proofErr w:type="spellStart"/>
-      <w:r>
-        <w:t>XGBoost</w:t>
-      </w:r>
-      <w:proofErr w:type="spellEnd"/>
-      <w:r>
-        <w:t xml:space="preserve">, </w:t>
-      </w:r>
-      <w:proofErr w:type="spellStart"/>
-      <w:r>
-        <w:t>LightGBM</w:t>
-      </w:r>
-      <w:proofErr w:type="spellEnd"/>
-      <w:r>
-        <w:t xml:space="preserve"> 등)은 분할 기준에 따라 변수 중요도를 선택적으로 반영하기 때문에 </w:t>
-      </w:r>
-      <w:proofErr w:type="spellStart"/>
-      <w:r>
-        <w:t>다중공선성의</w:t>
-      </w:r>
-      <w:proofErr w:type="spellEnd"/>
-      <w:r>
-        <w:t xml:space="preserve"> 영향이 상대적으로 적다. 반면, 선형 계열 모델(Logistic Regression, Linear SVC, SVM 등)에서는 계수 불안정성, </w:t>
-      </w:r>
-      <w:proofErr w:type="spellStart"/>
-      <w:r>
-        <w:t>해석력</w:t>
-      </w:r>
-      <w:proofErr w:type="spellEnd"/>
-      <w:r>
-        <w:t xml:space="preserve"> 저하, </w:t>
-      </w:r>
-      <w:proofErr w:type="spellStart"/>
-      <w:r>
-        <w:t>과적합</w:t>
-      </w:r>
-      <w:proofErr w:type="spellEnd"/>
-      <w:r>
-        <w:t xml:space="preserve"> 가능성이 증가할 수 있어 더 민감하게 영향을 받는다.</w:t>
+      <w:r>
+        <w:t xml:space="preserve"> 모든 모델에 동일한 영향을 미치는 것은 아니다. 트리 기반 모델(Random Forest, XGBoost, LightGBM 등)은 분할 기준에 따라 변수 중요도를 선택적으로 반영하기 때문에 다중공선성의 영향이 상대적으로 적다. 반면, 선형 계열 모델(Logistic Regression, Linear SVC, SVM 등)에서는 계수 불안정성, 해석력 저하, 과적합 가능성이 증가할 수 있어 더 민감하게 영향을 받는다.</w:t>
       </w:r>
     </w:p>
     <w:p>
@@ -2157,15 +1759,7 @@
         <w:t>피처</w:t>
       </w:r>
       <w:r>
-        <w:t xml:space="preserve"> 분포 특성을 조사한 결과, 대부분의 변수에서 0 값이 높은 비율을 차지하며, 이는 데이터셋이 높은 희소성(Sparsity)을 갖고 있음을 보여준다. 이러한 0값은 단순 비사용 항목이 아닌 고객의 서비스 참여도 및 금융 활동 수준을 의미하는 행동적 의미를 갖는다. 또한 var15와 </w:t>
-      </w:r>
-      <w:proofErr w:type="spellStart"/>
-      <w:r>
-        <w:t>saldo</w:t>
-      </w:r>
-      <w:proofErr w:type="spellEnd"/>
-      <w:r>
-        <w:t xml:space="preserve"> 계열과 같은 연속형 변수에서는 분포가 한쪽으로 치우친 비정규적 형태가 관찰되어 변환 또는 이상치 처리가 필요한 것으로 판단된다.</w:t>
+        <w:t xml:space="preserve"> 분포 특성을 조사한 결과, 대부분의 변수에서 0 값이 높은 비율을 차지하며, 이는 데이터셋이 높은 희소성(Sparsity)을 갖고 있음을 보여준다. 이러한 0값은 단순 비사용 항목이 아닌 고객의 서비스 참여도 및 금융 활동 수준을 의미하는 행동적 의미를 갖는다. 또한 var15와 saldo 계열과 같은 연속형 변수에서는 분포가 한쪽으로 치우친 비정규적 형태가 관찰되어 변환 또는 이상치 처리가 필요한 것으로 판단된다.</w:t>
       </w:r>
     </w:p>
     <w:sectPr>
@@ -8433,7 +8027,6 @@
   <w:style w:type="character" w:default="1" w:styleId="a0">
     <w:name w:val="Default Paragraph Font"/>
     <w:uiPriority w:val="1"/>
-    <w:semiHidden/>
     <w:unhideWhenUsed/>
   </w:style>
   <w:style w:type="table" w:default="1" w:styleId="a1">
